--- a/LLM_and_Enterprise_RAG_Bootcamp/Lab_Walkthroughs/Week_05_Lab_B_clip_based_image_text_search.docx
+++ b/LLM_and_Enterprise_RAG_Bootcamp/Lab_Walkthroughs/Week_05_Lab_B_clip_based_image_text_search.docx
@@ -155,6 +155,521 @@
           <w:sz w:val="22"/>
         </w:rPr>
         <w:t>Evaluate on 20 hand-curated query-result pairs.</w:t>
+      </w:r>
+    </w:p>
+    <w:p>
+      <w:r>
+        <w:rPr>
+          <w:b/>
+          <w:color w:val="1E2761"/>
+          <w:sz w:val="32"/>
+        </w:rPr>
+        <w:t>Starter Code</w:t>
+      </w:r>
+    </w:p>
+    <w:p>
+      <w:r>
+        <w:rPr>
+          <w:color w:val="333333"/>
+          <w:sz w:val="22"/>
+        </w:rPr>
+        <w:t>Copy this into the lab workspace and fill in the marked sections.</w:t>
+      </w:r>
+    </w:p>
+    <w:p>
+      <w:pPr>
+        <w:spacing w:after="0" w:before="0"/>
+      </w:pPr>
+      <w:r>
+        <w:rPr>
+          <w:rFonts w:ascii="Consolas" w:hAnsi="Consolas"/>
+          <w:color w:val="101010"/>
+          <w:sz w:val="18"/>
+        </w:rPr>
+        <w:t>import open_clip</w:t>
+      </w:r>
+    </w:p>
+    <w:p>
+      <w:pPr>
+        <w:spacing w:after="0" w:before="0"/>
+      </w:pPr>
+      <w:r>
+        <w:rPr>
+          <w:rFonts w:ascii="Consolas" w:hAnsi="Consolas"/>
+          <w:color w:val="101010"/>
+          <w:sz w:val="18"/>
+        </w:rPr>
+        <w:t>import torch</w:t>
+      </w:r>
+    </w:p>
+    <w:p>
+      <w:pPr>
+        <w:spacing w:after="0" w:before="0"/>
+      </w:pPr>
+      <w:r>
+        <w:rPr>
+          <w:rFonts w:ascii="Consolas" w:hAnsi="Consolas"/>
+          <w:color w:val="101010"/>
+          <w:sz w:val="18"/>
+        </w:rPr>
+        <w:t>import faiss</w:t>
+      </w:r>
+    </w:p>
+    <w:p>
+      <w:pPr>
+        <w:spacing w:after="0" w:before="0"/>
+      </w:pPr>
+      <w:r>
+        <w:rPr>
+          <w:rFonts w:ascii="Consolas" w:hAnsi="Consolas"/>
+          <w:color w:val="101010"/>
+          <w:sz w:val="18"/>
+        </w:rPr>
+        <w:t>import numpy as np</w:t>
+      </w:r>
+    </w:p>
+    <w:p>
+      <w:pPr>
+        <w:spacing w:after="0" w:before="0"/>
+      </w:pPr>
+      <w:r>
+        <w:rPr>
+          <w:rFonts w:ascii="Consolas" w:hAnsi="Consolas"/>
+          <w:color w:val="101010"/>
+          <w:sz w:val="18"/>
+        </w:rPr>
+        <w:t>from PIL import Image</w:t>
+      </w:r>
+    </w:p>
+    <w:p>
+      <w:pPr>
+        <w:spacing w:after="0" w:before="0"/>
+      </w:pPr>
+      <w:r>
+        <w:rPr>
+          <w:rFonts w:ascii="Consolas" w:hAnsi="Consolas"/>
+          <w:color w:val="101010"/>
+          <w:sz w:val="18"/>
+        </w:rPr>
+        <w:t xml:space="preserve"> </w:t>
+      </w:r>
+    </w:p>
+    <w:p>
+      <w:pPr>
+        <w:spacing w:after="0" w:before="0"/>
+      </w:pPr>
+      <w:r>
+        <w:rPr>
+          <w:rFonts w:ascii="Consolas" w:hAnsi="Consolas"/>
+          <w:color w:val="101010"/>
+          <w:sz w:val="18"/>
+        </w:rPr>
+        <w:t>model, _, preprocess = open_clip.create_model_and_transforms(</w:t>
+      </w:r>
+    </w:p>
+    <w:p>
+      <w:pPr>
+        <w:spacing w:after="0" w:before="0"/>
+      </w:pPr>
+      <w:r>
+        <w:rPr>
+          <w:rFonts w:ascii="Consolas" w:hAnsi="Consolas"/>
+          <w:color w:val="101010"/>
+          <w:sz w:val="18"/>
+        </w:rPr>
+        <w:t xml:space="preserve">    'ViT-B-32', pretrained='laion2b_s34b_b79k')</w:t>
+      </w:r>
+    </w:p>
+    <w:p>
+      <w:pPr>
+        <w:spacing w:after="0" w:before="0"/>
+      </w:pPr>
+      <w:r>
+        <w:rPr>
+          <w:rFonts w:ascii="Consolas" w:hAnsi="Consolas"/>
+          <w:color w:val="101010"/>
+          <w:sz w:val="18"/>
+        </w:rPr>
+        <w:t>tokenizer = open_clip.get_tokenizer('ViT-B-32')</w:t>
+      </w:r>
+    </w:p>
+    <w:p>
+      <w:pPr>
+        <w:spacing w:after="0" w:before="0"/>
+      </w:pPr>
+      <w:r>
+        <w:rPr>
+          <w:rFonts w:ascii="Consolas" w:hAnsi="Consolas"/>
+          <w:color w:val="101010"/>
+          <w:sz w:val="18"/>
+        </w:rPr>
+        <w:t xml:space="preserve"> </w:t>
+      </w:r>
+    </w:p>
+    <w:p>
+      <w:pPr>
+        <w:spacing w:after="0" w:before="0"/>
+      </w:pPr>
+      <w:r>
+        <w:rPr>
+          <w:rFonts w:ascii="Consolas" w:hAnsi="Consolas"/>
+          <w:color w:val="101010"/>
+          <w:sz w:val="18"/>
+        </w:rPr>
+        <w:t>@torch.no_grad()</w:t>
+      </w:r>
+    </w:p>
+    <w:p>
+      <w:pPr>
+        <w:spacing w:after="0" w:before="0"/>
+      </w:pPr>
+      <w:r>
+        <w:rPr>
+          <w:rFonts w:ascii="Consolas" w:hAnsi="Consolas"/>
+          <w:color w:val="101010"/>
+          <w:sz w:val="18"/>
+        </w:rPr>
+        <w:t>def embed_images(paths, batch=64):</w:t>
+      </w:r>
+    </w:p>
+    <w:p>
+      <w:pPr>
+        <w:spacing w:after="0" w:before="0"/>
+      </w:pPr>
+      <w:r>
+        <w:rPr>
+          <w:rFonts w:ascii="Consolas" w:hAnsi="Consolas"/>
+          <w:color w:val="101010"/>
+          <w:sz w:val="18"/>
+        </w:rPr>
+        <w:t xml:space="preserve">    out = []</w:t>
+      </w:r>
+    </w:p>
+    <w:p>
+      <w:pPr>
+        <w:spacing w:after="0" w:before="0"/>
+      </w:pPr>
+      <w:r>
+        <w:rPr>
+          <w:rFonts w:ascii="Consolas" w:hAnsi="Consolas"/>
+          <w:color w:val="101010"/>
+          <w:sz w:val="18"/>
+        </w:rPr>
+        <w:t xml:space="preserve">    for i in range(0, len(paths), batch):</w:t>
+      </w:r>
+    </w:p>
+    <w:p>
+      <w:pPr>
+        <w:spacing w:after="0" w:before="0"/>
+      </w:pPr>
+      <w:r>
+        <w:rPr>
+          <w:rFonts w:ascii="Consolas" w:hAnsi="Consolas"/>
+          <w:color w:val="101010"/>
+          <w:sz w:val="18"/>
+        </w:rPr>
+        <w:t xml:space="preserve">        ims = torch.stack([preprocess(Image.open(p)) for p in paths[i:i + batch]])</w:t>
+      </w:r>
+    </w:p>
+    <w:p>
+      <w:pPr>
+        <w:spacing w:after="0" w:before="0"/>
+      </w:pPr>
+      <w:r>
+        <w:rPr>
+          <w:rFonts w:ascii="Consolas" w:hAnsi="Consolas"/>
+          <w:color w:val="101010"/>
+          <w:sz w:val="18"/>
+        </w:rPr>
+        <w:t xml:space="preserve">        v = model.encode_image(ims)</w:t>
+      </w:r>
+    </w:p>
+    <w:p>
+      <w:pPr>
+        <w:spacing w:after="0" w:before="0"/>
+      </w:pPr>
+      <w:r>
+        <w:rPr>
+          <w:rFonts w:ascii="Consolas" w:hAnsi="Consolas"/>
+          <w:color w:val="101010"/>
+          <w:sz w:val="18"/>
+        </w:rPr>
+        <w:t xml:space="preserve">        out.append((v / v.norm(dim=-1, keepdim=True)).cpu().numpy())</w:t>
+      </w:r>
+    </w:p>
+    <w:p>
+      <w:pPr>
+        <w:spacing w:after="0" w:before="0"/>
+      </w:pPr>
+      <w:r>
+        <w:rPr>
+          <w:rFonts w:ascii="Consolas" w:hAnsi="Consolas"/>
+          <w:color w:val="101010"/>
+          <w:sz w:val="18"/>
+        </w:rPr>
+        <w:t xml:space="preserve">    return np.vstack(out)</w:t>
+      </w:r>
+    </w:p>
+    <w:p>
+      <w:pPr>
+        <w:spacing w:after="0" w:before="0"/>
+      </w:pPr>
+      <w:r>
+        <w:rPr>
+          <w:rFonts w:ascii="Consolas" w:hAnsi="Consolas"/>
+          <w:color w:val="101010"/>
+          <w:sz w:val="18"/>
+        </w:rPr>
+        <w:t xml:space="preserve"> </w:t>
+      </w:r>
+    </w:p>
+    <w:p>
+      <w:pPr>
+        <w:spacing w:after="0" w:before="0"/>
+      </w:pPr>
+      <w:r>
+        <w:rPr>
+          <w:rFonts w:ascii="Consolas" w:hAnsi="Consolas"/>
+          <w:color w:val="101010"/>
+          <w:sz w:val="18"/>
+        </w:rPr>
+        <w:t>@torch.no_grad()</w:t>
+      </w:r>
+    </w:p>
+    <w:p>
+      <w:pPr>
+        <w:spacing w:after="0" w:before="0"/>
+      </w:pPr>
+      <w:r>
+        <w:rPr>
+          <w:rFonts w:ascii="Consolas" w:hAnsi="Consolas"/>
+          <w:color w:val="101010"/>
+          <w:sz w:val="18"/>
+        </w:rPr>
+        <w:t>def embed_text(queries):</w:t>
+      </w:r>
+    </w:p>
+    <w:p>
+      <w:pPr>
+        <w:spacing w:after="0" w:before="0"/>
+      </w:pPr>
+      <w:r>
+        <w:rPr>
+          <w:rFonts w:ascii="Consolas" w:hAnsi="Consolas"/>
+          <w:color w:val="101010"/>
+          <w:sz w:val="18"/>
+        </w:rPr>
+        <w:t xml:space="preserve">    v = model.encode_text(tokenizer(queries))</w:t>
+      </w:r>
+    </w:p>
+    <w:p>
+      <w:pPr>
+        <w:spacing w:after="0" w:before="0"/>
+      </w:pPr>
+      <w:r>
+        <w:rPr>
+          <w:rFonts w:ascii="Consolas" w:hAnsi="Consolas"/>
+          <w:color w:val="101010"/>
+          <w:sz w:val="18"/>
+        </w:rPr>
+        <w:t xml:space="preserve">    return (v / v.norm(dim=-1, keepdim=True)).cpu().numpy()</w:t>
+      </w:r>
+    </w:p>
+    <w:p>
+      <w:pPr>
+        <w:spacing w:after="0" w:before="0"/>
+      </w:pPr>
+      <w:r>
+        <w:rPr>
+          <w:rFonts w:ascii="Consolas" w:hAnsi="Consolas"/>
+          <w:color w:val="101010"/>
+          <w:sz w:val="18"/>
+        </w:rPr>
+        <w:t xml:space="preserve"> </w:t>
+      </w:r>
+    </w:p>
+    <w:p>
+      <w:pPr>
+        <w:spacing w:after="0" w:before="0"/>
+      </w:pPr>
+      <w:r>
+        <w:rPr>
+          <w:rFonts w:ascii="Consolas" w:hAnsi="Consolas"/>
+          <w:color w:val="101010"/>
+          <w:sz w:val="18"/>
+        </w:rPr>
+        <w:t>img_emb = embed_images(image_paths)          # 5000 images</w:t>
+      </w:r>
+    </w:p>
+    <w:p>
+      <w:pPr>
+        <w:spacing w:after="0" w:before="0"/>
+      </w:pPr>
+      <w:r>
+        <w:rPr>
+          <w:rFonts w:ascii="Consolas" w:hAnsi="Consolas"/>
+          <w:color w:val="101010"/>
+          <w:sz w:val="18"/>
+        </w:rPr>
+        <w:t>index = faiss.IndexFlatIP(img_emb.shape[1])</w:t>
+      </w:r>
+    </w:p>
+    <w:p>
+      <w:pPr>
+        <w:spacing w:after="0" w:before="0"/>
+      </w:pPr>
+      <w:r>
+        <w:rPr>
+          <w:rFonts w:ascii="Consolas" w:hAnsi="Consolas"/>
+          <w:color w:val="101010"/>
+          <w:sz w:val="18"/>
+        </w:rPr>
+        <w:t>index.add(img_emb.astype(np.float32))</w:t>
+      </w:r>
+    </w:p>
+    <w:p>
+      <w:pPr>
+        <w:spacing w:after="0" w:before="0"/>
+      </w:pPr>
+      <w:r>
+        <w:rPr>
+          <w:rFonts w:ascii="Consolas" w:hAnsi="Consolas"/>
+          <w:color w:val="101010"/>
+          <w:sz w:val="18"/>
+        </w:rPr>
+        <w:t xml:space="preserve"> </w:t>
+      </w:r>
+    </w:p>
+    <w:p>
+      <w:pPr>
+        <w:spacing w:after="0" w:before="0"/>
+      </w:pPr>
+      <w:r>
+        <w:rPr>
+          <w:rFonts w:ascii="Consolas" w:hAnsi="Consolas"/>
+          <w:color w:val="101010"/>
+          <w:sz w:val="18"/>
+        </w:rPr>
+        <w:t>def search_text(query, k=10):</w:t>
+      </w:r>
+    </w:p>
+    <w:p>
+      <w:pPr>
+        <w:spacing w:after="0" w:before="0"/>
+      </w:pPr>
+      <w:r>
+        <w:rPr>
+          <w:rFonts w:ascii="Consolas" w:hAnsi="Consolas"/>
+          <w:color w:val="101010"/>
+          <w:sz w:val="18"/>
+        </w:rPr>
+        <w:t xml:space="preserve">    _, ids = index.search(embed_text([query]).astype(np.float32), k)</w:t>
+      </w:r>
+    </w:p>
+    <w:p>
+      <w:pPr>
+        <w:spacing w:after="0" w:before="0"/>
+      </w:pPr>
+      <w:r>
+        <w:rPr>
+          <w:rFonts w:ascii="Consolas" w:hAnsi="Consolas"/>
+          <w:color w:val="101010"/>
+          <w:sz w:val="18"/>
+        </w:rPr>
+        <w:t xml:space="preserve">    return [image_paths[i] for i in ids[0]]</w:t>
+      </w:r>
+    </w:p>
+    <w:p>
+      <w:pPr>
+        <w:spacing w:after="0" w:before="0"/>
+      </w:pPr>
+      <w:r>
+        <w:rPr>
+          <w:rFonts w:ascii="Consolas" w:hAnsi="Consolas"/>
+          <w:color w:val="101010"/>
+          <w:sz w:val="18"/>
+        </w:rPr>
+        <w:t># TODO: add search_image(path, k) and run the 20-pair eval</w:t>
+      </w:r>
+    </w:p>
+    <w:p>
+      <w:pPr>
+        <w:spacing w:after="0" w:before="0"/>
+      </w:pPr>
+      <w:r>
+        <w:rPr>
+          <w:rFonts w:ascii="Consolas" w:hAnsi="Consolas"/>
+          <w:color w:val="101010"/>
+          <w:sz w:val="18"/>
+        </w:rPr>
+        <w:t xml:space="preserve"> </w:t>
+      </w:r>
+    </w:p>
+    <w:p>
+      <w:r>
+        <w:rPr>
+          <w:b/>
+          <w:color w:val="1E2761"/>
+          <w:sz w:val="32"/>
+        </w:rPr>
+        <w:t>Verification Checks</w:t>
+      </w:r>
+    </w:p>
+    <w:p>
+      <w:r>
+        <w:rPr>
+          <w:color w:val="333333"/>
+          <w:sz w:val="22"/>
+        </w:rPr>
+        <w:t>Run these before submitting. Each check catches a frequent failure.</w:t>
+      </w:r>
+    </w:p>
+    <w:p>
+      <w:pPr>
+        <w:pStyle w:val="ListBullet"/>
+      </w:pPr>
+      <w:r>
+        <w:rPr>
+          <w:color w:val="333333"/>
+          <w:sz w:val="22"/>
+        </w:rPr>
+        <w:t>Image and text embeddings share dimension 512 and are unit-normalized.</w:t>
+      </w:r>
+    </w:p>
+    <w:p>
+      <w:pPr>
+        <w:pStyle w:val="ListBullet"/>
+      </w:pPr>
+      <w:r>
+        <w:rPr>
+          <w:color w:val="333333"/>
+          <w:sz w:val="22"/>
+        </w:rPr>
+        <w:t>search_text('a red sports car') returns car images in the top 5 on the sample corpus.</w:t>
+      </w:r>
+    </w:p>
+    <w:p>
+      <w:pPr>
+        <w:pStyle w:val="ListBullet"/>
+      </w:pPr>
+      <w:r>
+        <w:rPr>
+          <w:color w:val="333333"/>
+          <w:sz w:val="22"/>
+        </w:rPr>
+        <w:t>search_image with a query image returns the image itself at rank 1 (self-retrieval sanity check).</w:t>
+      </w:r>
+    </w:p>
+    <w:p>
+      <w:pPr>
+        <w:pStyle w:val="ListBullet"/>
+      </w:pPr>
+      <w:r>
+        <w:rPr>
+          <w:color w:val="333333"/>
+          <w:sz w:val="22"/>
+        </w:rPr>
+        <w:t>hit@5 on the 20 hand-curated pairs is at least 0.7 for text-to-image.</w:t>
       </w:r>
     </w:p>
     <w:p>
@@ -518,6 +1033,7 @@
       </w:r>
     </w:p>
     <w:sectPr>
+      <w:footerReference w:type="default" r:id="rId9"/>
       <w:pgSz w:w="12240" w:h="15840"/>
       <w:pgMar w:top="1152" w:right="1296" w:bottom="1152" w:left="1296" w:header="720" w:footer="720" w:gutter="0"/>
       <w:cols w:space="720"/>
@@ -525,6 +1041,25 @@
     </w:sectPr>
   </w:body>
 </w:document>
+</file>
+
+<file path=word/footer1.xml><?xml version="1.0" encoding="utf-8"?>
+<w:ftr xmlns:m="http://schemas.openxmlformats.org/officeDocument/2006/math" xmlns:mc="http://schemas.openxmlformats.org/markup-compatibility/2006" xmlns:mo="http://schemas.microsoft.com/office/mac/office/2008/main" xmlns:mv="urn:schemas-microsoft-com:mac:vml" xmlns:o="urn:schemas-microsoft-com:office:office" xmlns:r="http://schemas.openxmlformats.org/officeDocument/2006/relationships" xmlns:v="urn:schemas-microsoft-com:vml" xmlns:w10="urn:schemas-microsoft-com:office:word" xmlns:w14="http://schemas.microsoft.com/office/word/2010/wordml" xmlns:w="http://schemas.openxmlformats.org/wordprocessingml/2006/main" xmlns:wne="http://schemas.microsoft.com/office/word/2006/wordml" xmlns:wp14="http://schemas.microsoft.com/office/word/2010/wordprocessingDrawing" xmlns:wp="http://schemas.openxmlformats.org/drawingml/2006/wordprocessingDrawing" xmlns:wpc="http://schemas.microsoft.com/office/word/2010/wordprocessingCanvas" xmlns:wpg="http://schemas.microsoft.com/office/word/2010/wordprocessingGroup" xmlns:wpi="http://schemas.microsoft.com/office/word/2010/wordprocessingInk" xmlns:wps="http://schemas.microsoft.com/office/word/2010/wordprocessingShape" mc:Ignorable="w14 wp14">
+  <w:p>
+    <w:pPr>
+      <w:pStyle w:val="Footer"/>
+      <w:jc w:val="center"/>
+    </w:pPr>
+    <w:r>
+      <w:rPr>
+        <w:rFonts w:ascii="Calibri" w:hAnsi="Calibri"/>
+        <w:color w:val="333333"/>
+        <w:sz w:val="18"/>
+      </w:rPr>
+      <w:t>© 2026 Proxiant Academy | info@proxiant.com | proxiant.ai/training</w:t>
+    </w:r>
+  </w:p>
+</w:ftr>
 </file>
 
 <file path=word/numbering.xml><?xml version="1.0" encoding="utf-8"?>
